--- a/6 term/philosophy/Материальная сфера и материальные процессы в жизни общества.docx
+++ b/6 term/philosophy/Материальная сфера и материальные процессы в жизни общества.docx
@@ -145,6 +145,19 @@
       </w:pPr>
       <w:r>
         <w:rPr>
+          <w:color w:val="999999"/>
+          <w:rtl w:val="0"/>
+        </w:rPr>
+        <w:t xml:space="preserve">(Более точное определение)</w:t>
+      </w:r>
+      <w:r>
+        <w:rPr>
+          <w:rtl w:val="0"/>
+        </w:rPr>
+        <w:t xml:space="preserve"> </w:t>
+      </w:r>
+      <w:r>
+        <w:rPr>
           <w:rtl w:val="0"/>
         </w:rPr>
         <w:t xml:space="preserve">Материальная сфера — это совокупность общественных отношений, возникающих в процессе производства, обмена, распределения и потребления материальных благ. Она включает в себя как хозяйственную деятельность, так и инфраструктуру, обеспечивающую жизнедеятельность общества: промышленность, сельское хозяйство, транспорт, связь, жилищное строительство и другие формы материального производства. Также сюда относятся процессы, связанные с поддержанием и воспроизводством человеческой жизни: питание, жильё, одежда, охрана здоровья.</w:t>
@@ -209,7 +222,7 @@
         <w:rPr>
           <w:rtl w:val="0"/>
         </w:rPr>
-        <w:t xml:space="preserve">Поворотным моментом стало развитие материалистической философии в Новое время, особенно в трудах К. Маркса. Он рассматривал материальное производство как основу общественной жизни. Согласно марксистскому пониманию, способ производства материальных благ определяет не только экономические, но и социальные, политические и идеологические отношения. Это положение легло в основу теории исторического материализма, согласно которой развитие общества обусловлено изменением форм собственности, средств производства и классовой структуры.</w:t>
+        <w:t xml:space="preserve">Поворотным моментом стало развитие материалистической философии в Новое время, особенно в трудах Карла Маркса. Он рассматривал материальное производство как основу общественной жизни. Согласно марксистскому пониманию, способ производства материальных благ определяет не только экономические, но и социальные, политические и идеологические отношения. Это положение легло в основу теории исторического материализма, согласно которой развитие общества обусловлено изменением форм собственности, средств производства и классовой структуры.</w:t>
       </w:r>
     </w:p>
     <w:p>
@@ -239,6 +252,19 @@
         <w:spacing w:after="240" w:before="240" w:lineRule="auto"/>
         <w:rPr/>
       </w:pPr>
+      <w:r>
+        <w:rPr>
+          <w:color w:val="999999"/>
+          <w:rtl w:val="0"/>
+        </w:rPr>
+        <w:t xml:space="preserve">(Тем временем)</w:t>
+      </w:r>
+      <w:r>
+        <w:rPr>
+          <w:rtl w:val="0"/>
+        </w:rPr>
+        <w:t xml:space="preserve"> </w:t>
+      </w:r>
       <w:r>
         <w:rPr>
           <w:rtl w:val="0"/>
@@ -605,6 +631,8 @@
         <w:spacing w:after="40" w:before="240" w:lineRule="auto"/>
         <w:rPr>
           <w:b w:val="1"/>
+          <w:sz w:val="26"/>
+          <w:szCs w:val="26"/>
         </w:rPr>
       </w:pPr>
       <w:bookmarkStart w:colFirst="0" w:colLast="0" w:name="_jqm8lqem71ol" w:id="9"/>
@@ -612,6 +640,8 @@
       <w:r>
         <w:rPr>
           <w:b w:val="1"/>
+          <w:sz w:val="26"/>
+          <w:szCs w:val="26"/>
           <w:rtl w:val="0"/>
         </w:rPr>
         <w:t xml:space="preserve">Материальная сфера и глобальные вызовы XXI века</w:t>
